--- a/pr-preview/pr-316/index-tracked-changes.docx
+++ b/pr-preview/pr-316/index-tracked-changes.docx
@@ -16,7 +16,7 @@
       </w:pPr>
       <w:del w:id="1" w:author="PR Preview" w:date="2026-01-01T00:00:00Z">
         <w:r>
-          <w:delText xml:space="preserve">Last modified: 2026-10-15 13:39:21 (PDT)</w:delText>
+          <w:delText xml:space="preserve">Last modified: 2026-10-15 20:43:22 (PDT)</w:delText>
         </w:r>
       </w:del>
     </w:p>
@@ -26,11 +26,11 @@
       </w:pPr>
       <w:ins w:id="2" w:author="PR Preview" w:date="2026-01-01T00:00:00Z">
         <w:r>
-          <w:t xml:space="preserve">Last modified: 2026-10-15 13:56:10 (PDT)</w:t>
-        </w:r>
-      </w:ins>
-    </w:p>
-    <w:bookmarkStart w:id="24" w:name="welcome"/>
+          <w:t xml:space="preserve">Last modified: 2026-10-15 20:42:14 (PDT)</w:t>
+        </w:r>
+      </w:ins>
+    </w:p>
+    <w:bookmarkStart w:id="28" w:name="welcome"/>
     <w:p>
       <w:pPr>
         <w:pStyle w:val="Heading2"/>
@@ -141,7 +141,7 @@
       </w:del>
       <w:del w:id="6" w:author="PR Preview" w:date="2026-01-01T00:00:00Z">
         <w:r>
-          <w:delText xml:space="preserve">common symbols, natural numbers, the percent sign,</w:delText>
+          <w:delText xml:space="preserve">common symbols</w:delText>
         </w:r>
       </w:del>
       <w:del w:id="7" w:author="PR Preview" w:date="2026-01-01T00:00:00Z">
@@ -185,7 +185,7 @@
       </w:ins>
       <w:ins w:id="12" w:author="PR Preview" w:date="2026-01-01T00:00:00Z">
         <w:r>
-          <w:t xml:space="preserve">common symbols, natural numbers, and the percent sign</w:t>
+          <w:t xml:space="preserve">common symbols</w:t>
         </w:r>
       </w:ins>
     </w:p>
@@ -198,6 +198,38 @@
         </w:numPr>
       </w:pPr>
       <w:hyperlink r:id="rId10">
+        <w:r>
+          <w:rPr>
+            <w:rStyle w:val="Hyperlink"/>
+          </w:rPr>
+          <w:t xml:space="preserve">Number Systems</w:t>
+        </w:r>
+      </w:hyperlink>
+      <w:r>
+        <w:t xml:space="preserve">:</w:t>
+      </w:r>
+      <w:r>
+        <w:t xml:space="preserve"> </w:t>
+      </w:r>
+      <w:r>
+        <w:t xml:space="preserve">the integers, natural numbers, even and odd numbers,</w:t>
+      </w:r>
+      <w:r>
+        <w:t xml:space="preserve"> </w:t>
+      </w:r>
+      <w:r>
+        <w:t xml:space="preserve">and the rational, real, and irrational numbers</w:t>
+      </w:r>
+    </w:p>
+    <w:p>
+      <w:pPr>
+        <w:pStyle w:val="Compact"/>
+        <w:numPr>
+          <w:ilvl w:val="0"/>
+          <w:numId w:val="1001"/>
+        </w:numPr>
+      </w:pPr>
+      <w:hyperlink r:id="rId11">
         <w:ins w:id="13" w:author="PR Preview" w:date="2026-01-01T00:00:00Z">
           <w:r>
             <w:rPr>
@@ -241,7 +273,7 @@
           <w:numId w:val="1001"/>
         </w:numPr>
       </w:pPr>
-      <w:hyperlink r:id="rId11">
+      <w:hyperlink r:id="rId12">
         <w:r>
           <w:rPr>
             <w:rStyle w:val="Hyperlink"/>
@@ -250,6 +282,26 @@
         </w:r>
       </w:hyperlink>
       <w:r>
+        <w:t xml:space="preserve">, on three pages:</w:t>
+      </w:r>
+    </w:p>
+    <w:p>
+      <w:pPr>
+        <w:pStyle w:val="Compact"/>
+        <w:numPr>
+          <w:ilvl w:val="1"/>
+          <w:numId w:val="1002"/>
+        </w:numPr>
+      </w:pPr>
+      <w:hyperlink r:id="rId13">
+        <w:r>
+          <w:rPr>
+            <w:rStyle w:val="Hyperlink"/>
+          </w:rPr>
+          <w:t xml:space="preserve">Sets</w:t>
+        </w:r>
+      </w:hyperlink>
+      <w:r>
         <w:t xml:space="preserve">:</w:t>
       </w:r>
       <w:r>
@@ -262,19 +314,65 @@
         <w:t xml:space="preserve"> </w:t>
       </w:r>
       <w:r>
-        <w:t xml:space="preserve">unions, intersections, and set differences, countable sets,</w:t>
-      </w:r>
-      <w:r>
-        <w:t xml:space="preserve"> </w:t>
-      </w:r>
-      <w:r>
-        <w:t xml:space="preserve">functions with their domains, codomains, and images,</w:t>
+        <w:t xml:space="preserve">unions, intersections, and set differences,</w:t>
       </w:r>
       <w:r>
         <w:t xml:space="preserve"> </w:t>
       </w:r>
       <w:r>
         <w:t xml:space="preserve">and the extended non-negative real numbers</w:t>
+      </w:r>
+    </w:p>
+    <w:p>
+      <w:pPr>
+        <w:pStyle w:val="Compact"/>
+        <w:numPr>
+          <w:ilvl w:val="1"/>
+          <w:numId w:val="1002"/>
+        </w:numPr>
+      </w:pPr>
+      <w:hyperlink r:id="rId14">
+        <w:r>
+          <w:rPr>
+            <w:rStyle w:val="Hyperlink"/>
+          </w:rPr>
+          <w:t xml:space="preserve">Functions</w:t>
+        </w:r>
+      </w:hyperlink>
+      <w:r>
+        <w:t xml:space="preserve">:</w:t>
+      </w:r>
+      <w:r>
+        <w:t xml:space="preserve"> </w:t>
+      </w:r>
+      <w:r>
+        <w:t xml:space="preserve">functions with their domains, codomains, and images, sequences, and countable sets</w:t>
+      </w:r>
+    </w:p>
+    <w:p>
+      <w:pPr>
+        <w:pStyle w:val="Compact"/>
+        <w:numPr>
+          <w:ilvl w:val="1"/>
+          <w:numId w:val="1002"/>
+        </w:numPr>
+      </w:pPr>
+      <w:hyperlink r:id="rId15">
+        <w:r>
+          <w:rPr>
+            <w:rStyle w:val="Hyperlink"/>
+          </w:rPr>
+          <w:t xml:space="preserve">Expressions and Algorithms</w:t>
+        </w:r>
+      </w:hyperlink>
+      <w:r>
+        <w:t xml:space="preserve">:</w:t>
+      </w:r>
+      <w:r>
+        <w:t xml:space="preserve"> </w:t>
+      </w:r>
+      <w:r>
+        <w:t xml:space="preserve">expressions, parse trees, and algorithms</w:t>
       </w:r>
     </w:p>
     <w:p>
@@ -285,7 +383,7 @@
           <w:numId w:val="1001"/>
         </w:numPr>
       </w:pPr>
-      <w:hyperlink r:id="rId12">
+      <w:hyperlink r:id="rId16">
         <w:r>
           <w:rPr>
             <w:rStyle w:val="Hyperlink"/>
@@ -305,7 +403,7 @@
       <w:r>
         <w:t xml:space="preserve"> </w:t>
       </w:r>
-      <w:hyperlink r:id="rId13">
+      <w:hyperlink r:id="rId17">
         <w:r>
           <w:rPr>
             <w:rStyle w:val="Hyperlink"/>
@@ -320,7 +418,7 @@
         <w:t xml:space="preserve"> </w:t>
       </w:r>
       <w:r>
-        <w:t xml:space="preserve">sums, products, quotients, exponentials and logarithms</w:t>
+        <w:t xml:space="preserve">percent, sums, products, quotients, limits of sums, notational shorthands, exponentials and logarithms</w:t>
       </w:r>
     </w:p>
     <w:p>
@@ -331,7 +429,7 @@
           <w:numId w:val="1001"/>
         </w:numPr>
       </w:pPr>
-      <w:hyperlink r:id="rId14">
+      <w:hyperlink r:id="rId18">
         <w:r>
           <w:rPr>
             <w:rStyle w:val="Hyperlink"/>
@@ -368,7 +466,7 @@
           <w:numId w:val="1001"/>
         </w:numPr>
       </w:pPr>
-      <w:hyperlink r:id="rId15">
+      <w:hyperlink r:id="rId19">
         <w:r>
           <w:rPr>
             <w:rStyle w:val="Hyperlink"/>
@@ -394,7 +492,7 @@
       <w:r>
         <w:t xml:space="preserve"> </w:t>
       </w:r>
-      <w:hyperlink r:id="rId16">
+      <w:hyperlink r:id="rId20">
         <w:r>
           <w:rPr>
             <w:rStyle w:val="Hyperlink"/>
@@ -408,7 +506,7 @@
       <w:r>
         <w:t xml:space="preserve"> </w:t>
       </w:r>
-      <w:hyperlink r:id="rId17">
+      <w:hyperlink r:id="rId21">
         <w:r>
           <w:rPr>
             <w:rStyle w:val="Hyperlink"/>
@@ -428,7 +526,7 @@
       <w:r>
         <w:t xml:space="preserve"> </w:t>
       </w:r>
-      <w:hyperlink r:id="rId18">
+      <w:hyperlink r:id="rId22">
         <w:r>
           <w:rPr>
             <w:rStyle w:val="Hyperlink"/>
@@ -457,7 +555,7 @@
           <w:numId w:val="1001"/>
         </w:numPr>
       </w:pPr>
-      <w:hyperlink r:id="rId19">
+      <w:hyperlink r:id="rId23">
         <w:r>
           <w:rPr>
             <w:rStyle w:val="Hyperlink"/>
@@ -495,7 +593,7 @@
           <w:numId w:val="1001"/>
         </w:numPr>
       </w:pPr>
-      <w:hyperlink r:id="rId20">
+      <w:hyperlink r:id="rId24">
         <w:r>
           <w:rPr>
             <w:rStyle w:val="Hyperlink"/>
@@ -527,7 +625,7 @@
           <w:numId w:val="1001"/>
         </w:numPr>
       </w:pPr>
-      <w:hyperlink r:id="rId21">
+      <w:hyperlink r:id="rId25">
         <w:r>
           <w:rPr>
             <w:rStyle w:val="Hyperlink"/>
@@ -559,7 +657,7 @@
           <w:numId w:val="1001"/>
         </w:numPr>
       </w:pPr>
-      <w:hyperlink r:id="rId22">
+      <w:hyperlink r:id="rId26">
         <w:r>
           <w:rPr>
             <w:rStyle w:val="Hyperlink"/>
@@ -579,7 +677,7 @@
       <w:r>
         <w:t xml:space="preserve"> </w:t>
       </w:r>
-      <w:hyperlink r:id="rId23">
+      <w:hyperlink r:id="rId27">
         <w:r>
           <w:rPr>
             <w:rStyle w:val="Hyperlink"/>
@@ -588,8 +686,8 @@
         </w:r>
       </w:hyperlink>
     </w:p>
-    <w:bookmarkEnd w:id="24"/>
-    <w:bookmarkStart w:id="34" w:name="further-reading"/>
+    <w:bookmarkEnd w:id="28"/>
+    <w:bookmarkStart w:id="38" w:name="further-reading"/>
     <w:p>
       <w:pPr>
         <w:pStyle w:val="Heading2"/>
@@ -610,10 +708,10 @@
       <w:pPr>
         <w:numPr>
           <w:ilvl w:val="0"/>
-          <w:numId w:val="1002"/>
+          <w:numId w:val="1003"/>
         </w:numPr>
       </w:pPr>
-      <w:hyperlink r:id="rId25">
+      <w:hyperlink r:id="rId29">
         <w:r>
           <w:rPr>
             <w:rStyle w:val="Hyperlink"/>
@@ -686,10 +784,10 @@
       <w:pPr>
         <w:numPr>
           <w:ilvl w:val="0"/>
-          <w:numId w:val="1002"/>
+          <w:numId w:val="1003"/>
         </w:numPr>
       </w:pPr>
-      <w:hyperlink r:id="rId26">
+      <w:hyperlink r:id="rId30">
         <w:r>
           <w:rPr>
             <w:rStyle w:val="Hyperlink"/>
@@ -718,7 +816,7 @@
       <w:r>
         <w:t xml:space="preserve"> </w:t>
       </w:r>
-      <w:hyperlink r:id="rId27">
+      <w:hyperlink r:id="rId31">
         <w:r>
           <w:rPr>
             <w:rStyle w:val="Hyperlink"/>
@@ -744,7 +842,7 @@
       <w:r>
         <w:t xml:space="preserve"> </w:t>
       </w:r>
-      <w:hyperlink r:id="rId28">
+      <w:hyperlink r:id="rId32">
         <w:r>
           <w:rPr>
             <w:rStyle w:val="Hyperlink"/>
@@ -779,7 +877,7 @@
       <w:r>
         <w:t xml:space="preserve"> </w:t>
       </w:r>
-      <w:hyperlink r:id="rId19">
+      <w:hyperlink r:id="rId23">
         <w:r>
           <w:rPr>
             <w:rStyle w:val="Hyperlink"/>
@@ -796,7 +894,7 @@
       <w:r>
         <w:t xml:space="preserve"> </w:t>
       </w:r>
-      <w:hyperlink r:id="rId20">
+      <w:hyperlink r:id="rId24">
         <w:r>
           <w:rPr>
             <w:rStyle w:val="Hyperlink"/>
@@ -815,10 +913,10 @@
       <w:pPr>
         <w:numPr>
           <w:ilvl w:val="0"/>
-          <w:numId w:val="1002"/>
+          <w:numId w:val="1003"/>
         </w:numPr>
       </w:pPr>
-      <w:hyperlink r:id="rId29">
+      <w:hyperlink r:id="rId33">
         <w:r>
           <w:rPr>
             <w:rStyle w:val="Hyperlink"/>
@@ -853,7 +951,7 @@
       <w:r>
         <w:t xml:space="preserve"> </w:t>
       </w:r>
-      <w:hyperlink r:id="rId15">
+      <w:hyperlink r:id="rId19">
         <w:r>
           <w:rPr>
             <w:rStyle w:val="Hyperlink"/>
@@ -870,7 +968,7 @@
       <w:r>
         <w:t xml:space="preserve"> </w:t>
       </w:r>
-      <w:hyperlink r:id="rId20">
+      <w:hyperlink r:id="rId24">
         <w:r>
           <w:rPr>
             <w:rStyle w:val="Hyperlink"/>
@@ -895,10 +993,10 @@
       <w:pPr>
         <w:numPr>
           <w:ilvl w:val="0"/>
-          <w:numId w:val="1002"/>
+          <w:numId w:val="1003"/>
         </w:numPr>
       </w:pPr>
-      <w:hyperlink r:id="rId30">
+      <w:hyperlink r:id="rId34">
         <w:r>
           <w:rPr>
             <w:rStyle w:val="Hyperlink"/>
@@ -924,10 +1022,10 @@
         <w:pStyle w:val="Compact"/>
         <w:numPr>
           <w:ilvl w:val="1"/>
-          <w:numId w:val="1003"/>
+          <w:numId w:val="1004"/>
         </w:numPr>
       </w:pPr>
-      <w:hyperlink r:id="rId31">
+      <w:hyperlink r:id="rId35">
         <w:r>
           <w:rPr>
             <w:rStyle w:val="Hyperlink"/>
@@ -944,7 +1042,7 @@
       <w:r>
         <w:t xml:space="preserve"> </w:t>
       </w:r>
-      <w:hyperlink r:id="rId19">
+      <w:hyperlink r:id="rId23">
         <w:r>
           <w:rPr>
             <w:rStyle w:val="Hyperlink"/>
@@ -964,10 +1062,10 @@
         <w:pStyle w:val="Compact"/>
         <w:numPr>
           <w:ilvl w:val="1"/>
-          <w:numId w:val="1003"/>
+          <w:numId w:val="1004"/>
         </w:numPr>
       </w:pPr>
-      <w:hyperlink r:id="rId32">
+      <w:hyperlink r:id="rId36">
         <w:r>
           <w:rPr>
             <w:rStyle w:val="Hyperlink"/>
@@ -984,7 +1082,7 @@
       <w:r>
         <w:t xml:space="preserve"> </w:t>
       </w:r>
-      <w:hyperlink r:id="rId15">
+      <w:hyperlink r:id="rId19">
         <w:r>
           <w:rPr>
             <w:rStyle w:val="Hyperlink"/>
@@ -1004,10 +1102,10 @@
         <w:pStyle w:val="Compact"/>
         <w:numPr>
           <w:ilvl w:val="1"/>
-          <w:numId w:val="1003"/>
+          <w:numId w:val="1004"/>
         </w:numPr>
       </w:pPr>
-      <w:hyperlink r:id="rId33">
+      <w:hyperlink r:id="rId37">
         <w:r>
           <w:rPr>
             <w:rStyle w:val="Hyperlink"/>
@@ -1024,7 +1122,7 @@
       <w:r>
         <w:t xml:space="preserve"> </w:t>
       </w:r>
-      <w:hyperlink r:id="rId20">
+      <w:hyperlink r:id="rId24">
         <w:r>
           <w:rPr>
             <w:rStyle w:val="Hyperlink"/>
@@ -1041,7 +1139,7 @@
       <w:r>
         <w:t xml:space="preserve"> </w:t>
       </w:r>
-      <w:hyperlink r:id="rId21">
+      <w:hyperlink r:id="rId25">
         <w:r>
           <w:rPr>
             <w:rStyle w:val="Hyperlink"/>
@@ -1056,8 +1154,8 @@
         <w:t xml:space="preserve">pages.</w:t>
       </w:r>
     </w:p>
-    <w:bookmarkEnd w:id="34"/>
-    <w:bookmarkStart w:id="35" w:name="using-these-notes-in-another-site"/>
+    <w:bookmarkEnd w:id="38"/>
+    <w:bookmarkStart w:id="39" w:name="using-these-notes-in-another-site"/>
     <w:p>
       <w:pPr>
         <w:pStyle w:val="Heading2"/>
@@ -1251,6 +1349,38 @@
                 <w:rPr>
                   <w:rStyle w:val="Hyperlink"/>
                 </w:rPr>
+                <w:t xml:space="preserve">Number Systems</w:t>
+              </w:r>
+            </w:hyperlink>
+          </w:p>
+        </w:tc>
+        <w:tc>
+          <w:tcPr/>
+          <w:p>
+            <w:pPr>
+              <w:pStyle w:val="Compact"/>
+            </w:pPr>
+            <w:r>
+              <w:rPr>
+                <w:rStyle w:val="VerbatimChar"/>
+              </w:rPr>
+              <w:t xml:space="preserve">mds/_number-systems.qmd</w:t>
+            </w:r>
+          </w:p>
+        </w:tc>
+      </w:tr>
+      <w:tr>
+        <w:tc>
+          <w:tcPr/>
+          <w:p>
+            <w:pPr>
+              <w:pStyle w:val="Compact"/>
+            </w:pPr>
+            <w:hyperlink r:id="rId11">
+              <w:r>
+                <w:rPr>
+                  <w:rStyle w:val="Hyperlink"/>
+                </w:rPr>
                 <w:t xml:space="preserve">Indicator Functions</w:t>
               </w:r>
             </w:hyperlink>
@@ -1278,12 +1408,12 @@
             <w:pPr>
               <w:pStyle w:val="Compact"/>
             </w:pPr>
-            <w:hyperlink r:id="rId11">
+            <w:hyperlink r:id="rId13">
               <w:r>
                 <w:rPr>
                   <w:rStyle w:val="Hyperlink"/>
                 </w:rPr>
-                <w:t xml:space="preserve">Sets and Functions</w:t>
+                <w:t xml:space="preserve">Sets</w:t>
               </w:r>
             </w:hyperlink>
           </w:p>
@@ -1298,7 +1428,7 @@
               <w:rPr>
                 <w:rStyle w:val="VerbatimChar"/>
               </w:rPr>
-              <w:t xml:space="preserve">mds/_sets-functions.qmd</w:t>
+              <w:t xml:space="preserve">mds/_sets.qmd</w:t>
             </w:r>
           </w:p>
         </w:tc>
@@ -1310,7 +1440,71 @@
             <w:pPr>
               <w:pStyle w:val="Compact"/>
             </w:pPr>
-            <w:hyperlink r:id="rId12">
+            <w:hyperlink r:id="rId14">
+              <w:r>
+                <w:rPr>
+                  <w:rStyle w:val="Hyperlink"/>
+                </w:rPr>
+                <w:t xml:space="preserve">Functions</w:t>
+              </w:r>
+            </w:hyperlink>
+          </w:p>
+        </w:tc>
+        <w:tc>
+          <w:tcPr/>
+          <w:p>
+            <w:pPr>
+              <w:pStyle w:val="Compact"/>
+            </w:pPr>
+            <w:r>
+              <w:rPr>
+                <w:rStyle w:val="VerbatimChar"/>
+              </w:rPr>
+              <w:t xml:space="preserve">mds/_functions.qmd</w:t>
+            </w:r>
+          </w:p>
+        </w:tc>
+      </w:tr>
+      <w:tr>
+        <w:tc>
+          <w:tcPr/>
+          <w:p>
+            <w:pPr>
+              <w:pStyle w:val="Compact"/>
+            </w:pPr>
+            <w:hyperlink r:id="rId15">
+              <w:r>
+                <w:rPr>
+                  <w:rStyle w:val="Hyperlink"/>
+                </w:rPr>
+                <w:t xml:space="preserve">Expressions and Algorithms</w:t>
+              </w:r>
+            </w:hyperlink>
+          </w:p>
+        </w:tc>
+        <w:tc>
+          <w:tcPr/>
+          <w:p>
+            <w:pPr>
+              <w:pStyle w:val="Compact"/>
+            </w:pPr>
+            <w:r>
+              <w:rPr>
+                <w:rStyle w:val="VerbatimChar"/>
+              </w:rPr>
+              <w:t xml:space="preserve">mds/_expressions-algorithms.qmd</w:t>
+            </w:r>
+          </w:p>
+        </w:tc>
+      </w:tr>
+      <w:tr>
+        <w:tc>
+          <w:tcPr/>
+          <w:p>
+            <w:pPr>
+              <w:pStyle w:val="Compact"/>
+            </w:pPr>
+            <w:hyperlink r:id="rId16">
               <w:r>
                 <w:rPr>
                   <w:rStyle w:val="Hyperlink"/>
@@ -1342,7 +1536,7 @@
             <w:pPr>
               <w:pStyle w:val="Compact"/>
             </w:pPr>
-            <w:hyperlink r:id="rId14">
+            <w:hyperlink r:id="rId18">
               <w:r>
                 <w:rPr>
                   <w:rStyle w:val="Hyperlink"/>
@@ -1374,7 +1568,7 @@
             <w:pPr>
               <w:pStyle w:val="Compact"/>
             </w:pPr>
-            <w:hyperlink r:id="rId15">
+            <w:hyperlink r:id="rId19">
               <w:r>
                 <w:rPr>
                   <w:rStyle w:val="Hyperlink"/>
@@ -1430,7 +1624,7 @@
             <w:pPr>
               <w:pStyle w:val="Compact"/>
             </w:pPr>
-            <w:hyperlink r:id="rId19">
+            <w:hyperlink r:id="rId23">
               <w:r>
                 <w:rPr>
                   <w:rStyle w:val="Hyperlink"/>
@@ -1462,7 +1656,7 @@
             <w:pPr>
               <w:pStyle w:val="Compact"/>
             </w:pPr>
-            <w:hyperlink r:id="rId20">
+            <w:hyperlink r:id="rId24">
               <w:r>
                 <w:rPr>
                   <w:rStyle w:val="Hyperlink"/>
@@ -1494,7 +1688,7 @@
             <w:pPr>
               <w:pStyle w:val="Compact"/>
             </w:pPr>
-            <w:hyperlink r:id="rId21">
+            <w:hyperlink r:id="rId25">
               <w:r>
                 <w:rPr>
                   <w:rStyle w:val="Hyperlink"/>
@@ -1526,7 +1720,7 @@
             <w:pPr>
               <w:pStyle w:val="Compact"/>
             </w:pPr>
-            <w:hyperlink r:id="rId22">
+            <w:hyperlink r:id="rId26">
               <w:r>
                 <w:rPr>
                   <w:rStyle w:val="Hyperlink"/>
@@ -1579,7 +1773,7 @@
           <w:rPr>
             <w:rStyle w:val="VerbatimChar"/>
           </w:rPr>
-          <w:delText xml:space="preserve">_sets-functions.qmd</w:delText>
+          <w:delText xml:space="preserve">_number-systems.qmd</w:delText>
         </w:r>
       </w:del>
       <w:del w:id="23" w:author="PR Preview" w:date="2026-01-01T00:00:00Z">
@@ -1597,20 +1791,74 @@
           <w:rPr>
             <w:rStyle w:val="VerbatimChar"/>
           </w:rPr>
+          <w:delText xml:space="preserve">_sets.qmd</w:delText>
+        </w:r>
+      </w:del>
+      <w:del w:id="26" w:author="PR Preview" w:date="2026-01-01T00:00:00Z">
+        <w:r>
+          <w:delText xml:space="preserve">,</w:delText>
+        </w:r>
+      </w:del>
+      <w:del w:id="27" w:author="PR Preview" w:date="2026-01-01T00:00:00Z">
+        <w:r>
+          <w:delText xml:space="preserve"> </w:delText>
+        </w:r>
+      </w:del>
+      <w:del w:id="28" w:author="PR Preview" w:date="2026-01-01T00:00:00Z">
+        <w:r>
+          <w:rPr>
+            <w:rStyle w:val="VerbatimChar"/>
+          </w:rPr>
+          <w:delText xml:space="preserve">_functions.qmd</w:delText>
+        </w:r>
+      </w:del>
+      <w:del w:id="29" w:author="PR Preview" w:date="2026-01-01T00:00:00Z">
+        <w:r>
+          <w:delText xml:space="preserve">,</w:delText>
+        </w:r>
+      </w:del>
+      <w:del w:id="30" w:author="PR Preview" w:date="2026-01-01T00:00:00Z">
+        <w:r>
+          <w:delText xml:space="preserve"> </w:delText>
+        </w:r>
+      </w:del>
+      <w:del w:id="31" w:author="PR Preview" w:date="2026-01-01T00:00:00Z">
+        <w:r>
+          <w:rPr>
+            <w:rStyle w:val="VerbatimChar"/>
+          </w:rPr>
+          <w:delText xml:space="preserve">_expressions-algorithms.qmd</w:delText>
+        </w:r>
+      </w:del>
+      <w:del w:id="32" w:author="PR Preview" w:date="2026-01-01T00:00:00Z">
+        <w:r>
+          <w:delText xml:space="preserve">,</w:delText>
+        </w:r>
+      </w:del>
+      <w:del w:id="33" w:author="PR Preview" w:date="2026-01-01T00:00:00Z">
+        <w:r>
+          <w:delText xml:space="preserve"> </w:delText>
+        </w:r>
+      </w:del>
+      <w:del w:id="34" w:author="PR Preview" w:date="2026-01-01T00:00:00Z">
+        <w:r>
+          <w:rPr>
+            <w:rStyle w:val="VerbatimChar"/>
+          </w:rPr>
           <w:delText xml:space="preserve">_algebra.qmd</w:delText>
         </w:r>
       </w:del>
-      <w:del w:id="26" w:author="PR Preview" w:date="2026-01-01T00:00:00Z">
+      <w:del w:id="35" w:author="PR Preview" w:date="2026-01-01T00:00:00Z">
         <w:r>
           <w:delText xml:space="preserve">,</w:delText>
         </w:r>
       </w:del>
-      <w:del w:id="27" w:author="PR Preview" w:date="2026-01-01T00:00:00Z">
+      <w:del w:id="36" w:author="PR Preview" w:date="2026-01-01T00:00:00Z">
         <w:r>
           <w:delText xml:space="preserve"> </w:delText>
         </w:r>
       </w:del>
-      <w:del w:id="28" w:author="PR Preview" w:date="2026-01-01T00:00:00Z">
+      <w:del w:id="37" w:author="PR Preview" w:date="2026-01-01T00:00:00Z">
         <w:r>
           <w:rPr>
             <w:rStyle w:val="VerbatimChar"/>
@@ -1618,17 +1866,17 @@
           <w:delText xml:space="preserve">_measures.qmd</w:delText>
         </w:r>
       </w:del>
-      <w:del w:id="29" w:author="PR Preview" w:date="2026-01-01T00:00:00Z">
+      <w:del w:id="38" w:author="PR Preview" w:date="2026-01-01T00:00:00Z">
         <w:r>
           <w:delText xml:space="preserve">, and</w:delText>
         </w:r>
       </w:del>
-      <w:del w:id="30" w:author="PR Preview" w:date="2026-01-01T00:00:00Z">
+      <w:del w:id="39" w:author="PR Preview" w:date="2026-01-01T00:00:00Z">
         <w:r>
           <w:delText xml:space="preserve"> </w:delText>
         </w:r>
       </w:del>
-      <w:del w:id="31" w:author="PR Preview" w:date="2026-01-01T00:00:00Z">
+      <w:del w:id="40" w:author="PR Preview" w:date="2026-01-01T00:00:00Z">
         <w:r>
           <w:rPr>
             <w:rStyle w:val="VerbatimChar"/>
@@ -1636,22 +1884,22 @@
           <w:delText xml:space="preserve">_subfiles/_sec_linear_algebra.qmd</w:delText>
         </w:r>
       </w:del>
-      <w:del w:id="32" w:author="PR Preview" w:date="2026-01-01T00:00:00Z">
+      <w:del w:id="41" w:author="PR Preview" w:date="2026-01-01T00:00:00Z">
         <w:r>
           <w:delText xml:space="preserve"> </w:delText>
         </w:r>
       </w:del>
-      <w:del w:id="33" w:author="PR Preview" w:date="2026-01-01T00:00:00Z">
+      <w:del w:id="42" w:author="PR Preview" w:date="2026-01-01T00:00:00Z">
         <w:r>
           <w:delText xml:space="preserve">include</w:delText>
         </w:r>
       </w:del>
-      <w:del w:id="34" w:author="PR Preview" w:date="2026-01-01T00:00:00Z">
+      <w:del w:id="43" w:author="PR Preview" w:date="2026-01-01T00:00:00Z">
         <w:r>
           <w:delText xml:space="preserve"> </w:delText>
         </w:r>
       </w:del>
-      <w:del w:id="35" w:author="PR Preview" w:date="2026-01-01T00:00:00Z">
+      <w:del w:id="44" w:author="PR Preview" w:date="2026-01-01T00:00:00Z">
         <w:r>
           <w:rPr>
             <w:rStyle w:val="VerbatimChar"/>
@@ -1659,42 +1907,42 @@
           <w:delText xml:space="preserve">latex-macros/macros.qmd</w:delText>
         </w:r>
       </w:del>
-      <w:del w:id="36" w:author="PR Preview" w:date="2026-01-01T00:00:00Z">
+      <w:del w:id="45" w:author="PR Preview" w:date="2026-01-01T00:00:00Z">
         <w:r>
           <w:delText xml:space="preserve"> </w:delText>
         </w:r>
       </w:del>
-      <w:del w:id="37" w:author="PR Preview" w:date="2026-01-01T00:00:00Z">
+      <w:del w:id="46" w:author="PR Preview" w:date="2026-01-01T00:00:00Z">
         <w:r>
           <w:delText xml:space="preserve">themselves;</w:delText>
         </w:r>
       </w:del>
-      <w:del w:id="38" w:author="PR Preview" w:date="2026-01-01T00:00:00Z">
+      <w:del w:id="47" w:author="PR Preview" w:date="2026-01-01T00:00:00Z">
         <w:r>
           <w:delText xml:space="preserve"> </w:delText>
         </w:r>
       </w:del>
-      <w:del w:id="39" w:author="PR Preview" w:date="2026-01-01T00:00:00Z">
+      <w:del w:id="48" w:author="PR Preview" w:date="2026-01-01T00:00:00Z">
         <w:r>
           <w:delText xml:space="preserve">a host page that includes any of the other fragments</w:delText>
         </w:r>
       </w:del>
-      <w:del w:id="40" w:author="PR Preview" w:date="2026-01-01T00:00:00Z">
+      <w:del w:id="49" w:author="PR Preview" w:date="2026-01-01T00:00:00Z">
         <w:r>
           <w:delText xml:space="preserve"> </w:delText>
         </w:r>
       </w:del>
-      <w:del w:id="41" w:author="PR Preview" w:date="2026-01-01T00:00:00Z">
+      <w:del w:id="50" w:author="PR Preview" w:date="2026-01-01T00:00:00Z">
         <w:r>
           <w:delText xml:space="preserve">must include</w:delText>
         </w:r>
       </w:del>
-      <w:del w:id="42" w:author="PR Preview" w:date="2026-01-01T00:00:00Z">
+      <w:del w:id="51" w:author="PR Preview" w:date="2026-01-01T00:00:00Z">
         <w:r>
           <w:delText xml:space="preserve"> </w:delText>
         </w:r>
       </w:del>
-      <w:del w:id="43" w:author="PR Preview" w:date="2026-01-01T00:00:00Z">
+      <w:del w:id="52" w:author="PR Preview" w:date="2026-01-01T00:00:00Z">
         <w:r>
           <w:rPr>
             <w:rStyle w:val="VerbatimChar"/>
@@ -1702,22 +1950,22 @@
           <w:delText xml:space="preserve">latex-macros/macros.qmd</w:delText>
         </w:r>
       </w:del>
-      <w:del w:id="44" w:author="PR Preview" w:date="2026-01-01T00:00:00Z">
+      <w:del w:id="53" w:author="PR Preview" w:date="2026-01-01T00:00:00Z">
         <w:r>
           <w:delText xml:space="preserve"> </w:delText>
         </w:r>
       </w:del>
-      <w:del w:id="45" w:author="PR Preview" w:date="2026-01-01T00:00:00Z">
+      <w:del w:id="54" w:author="PR Preview" w:date="2026-01-01T00:00:00Z">
         <w:r>
           <w:delText xml:space="preserve">first,</w:delText>
         </w:r>
       </w:del>
-      <w:del w:id="46" w:author="PR Preview" w:date="2026-01-01T00:00:00Z">
+      <w:del w:id="55" w:author="PR Preview" w:date="2026-01-01T00:00:00Z">
         <w:r>
           <w:delText xml:space="preserve"> </w:delText>
         </w:r>
       </w:del>
-      <w:del w:id="47" w:author="PR Preview" w:date="2026-01-01T00:00:00Z">
+      <w:del w:id="56" w:author="PR Preview" w:date="2026-01-01T00:00:00Z">
         <w:r>
           <w:delText xml:space="preserve">as the pages of this site do.</w:delText>
         </w:r>
@@ -1727,7 +1975,7 @@
       <w:pPr>
         <w:pStyle w:val="BodyText"/>
       </w:pPr>
-      <w:ins w:id="48" w:author="PR Preview" w:date="2026-01-01T00:00:00Z">
+      <w:ins w:id="57" w:author="PR Preview" w:date="2026-01-01T00:00:00Z">
         <w:r>
           <w:rPr>
             <w:rStyle w:val="VerbatimChar"/>
@@ -1735,71 +1983,125 @@
           <w:t xml:space="preserve">_notation.qmd</w:t>
         </w:r>
       </w:ins>
-      <w:ins w:id="49" w:author="PR Preview" w:date="2026-01-01T00:00:00Z">
+      <w:ins w:id="58" w:author="PR Preview" w:date="2026-01-01T00:00:00Z">
         <w:r>
           <w:t xml:space="preserve">,</w:t>
         </w:r>
       </w:ins>
-      <w:ins w:id="50" w:author="PR Preview" w:date="2026-01-01T00:00:00Z">
+      <w:ins w:id="59" w:author="PR Preview" w:date="2026-01-01T00:00:00Z">
         <w:r>
           <w:t xml:space="preserve"> </w:t>
         </w:r>
       </w:ins>
-      <w:ins w:id="51" w:author="PR Preview" w:date="2026-01-01T00:00:00Z">
+      <w:ins w:id="60" w:author="PR Preview" w:date="2026-01-01T00:00:00Z">
         <w:r>
           <w:rPr>
             <w:rStyle w:val="VerbatimChar"/>
           </w:rPr>
+          <w:t xml:space="preserve">_number-systems.qmd</w:t>
+        </w:r>
+      </w:ins>
+      <w:ins w:id="61" w:author="PR Preview" w:date="2026-01-01T00:00:00Z">
+        <w:r>
+          <w:t xml:space="preserve">,</w:t>
+        </w:r>
+      </w:ins>
+      <w:ins w:id="62" w:author="PR Preview" w:date="2026-01-01T00:00:00Z">
+        <w:r>
+          <w:t xml:space="preserve"> </w:t>
+        </w:r>
+      </w:ins>
+      <w:ins w:id="63" w:author="PR Preview" w:date="2026-01-01T00:00:00Z">
+        <w:r>
+          <w:rPr>
+            <w:rStyle w:val="VerbatimChar"/>
+          </w:rPr>
           <w:t xml:space="preserve">_indicator-functions.qmd</w:t>
         </w:r>
       </w:ins>
-      <w:ins w:id="52" w:author="PR Preview" w:date="2026-01-01T00:00:00Z">
+      <w:ins w:id="64" w:author="PR Preview" w:date="2026-01-01T00:00:00Z">
         <w:r>
           <w:t xml:space="preserve">,</w:t>
         </w:r>
       </w:ins>
-      <w:ins w:id="53" w:author="PR Preview" w:date="2026-01-01T00:00:00Z">
+      <w:ins w:id="65" w:author="PR Preview" w:date="2026-01-01T00:00:00Z">
         <w:r>
           <w:t xml:space="preserve"> </w:t>
         </w:r>
       </w:ins>
-      <w:ins w:id="54" w:author="PR Preview" w:date="2026-01-01T00:00:00Z">
+      <w:ins w:id="66" w:author="PR Preview" w:date="2026-01-01T00:00:00Z">
         <w:r>
           <w:rPr>
             <w:rStyle w:val="VerbatimChar"/>
           </w:rPr>
-          <w:t xml:space="preserve">_sets-functions.qmd</w:t>
-        </w:r>
-      </w:ins>
-      <w:ins w:id="55" w:author="PR Preview" w:date="2026-01-01T00:00:00Z">
+          <w:t xml:space="preserve">_sets.qmd</w:t>
+        </w:r>
+      </w:ins>
+      <w:ins w:id="67" w:author="PR Preview" w:date="2026-01-01T00:00:00Z">
         <w:r>
           <w:t xml:space="preserve">,</w:t>
         </w:r>
       </w:ins>
-      <w:ins w:id="56" w:author="PR Preview" w:date="2026-01-01T00:00:00Z">
+      <w:ins w:id="68" w:author="PR Preview" w:date="2026-01-01T00:00:00Z">
         <w:r>
           <w:t xml:space="preserve"> </w:t>
         </w:r>
       </w:ins>
-      <w:ins w:id="57" w:author="PR Preview" w:date="2026-01-01T00:00:00Z">
+      <w:ins w:id="69" w:author="PR Preview" w:date="2026-01-01T00:00:00Z">
         <w:r>
           <w:rPr>
             <w:rStyle w:val="VerbatimChar"/>
           </w:rPr>
+          <w:t xml:space="preserve">_functions.qmd</w:t>
+        </w:r>
+      </w:ins>
+      <w:ins w:id="70" w:author="PR Preview" w:date="2026-01-01T00:00:00Z">
+        <w:r>
+          <w:t xml:space="preserve">,</w:t>
+        </w:r>
+      </w:ins>
+      <w:ins w:id="71" w:author="PR Preview" w:date="2026-01-01T00:00:00Z">
+        <w:r>
+          <w:t xml:space="preserve"> </w:t>
+        </w:r>
+      </w:ins>
+      <w:ins w:id="72" w:author="PR Preview" w:date="2026-01-01T00:00:00Z">
+        <w:r>
+          <w:rPr>
+            <w:rStyle w:val="VerbatimChar"/>
+          </w:rPr>
+          <w:t xml:space="preserve">_expressions-algorithms.qmd</w:t>
+        </w:r>
+      </w:ins>
+      <w:ins w:id="73" w:author="PR Preview" w:date="2026-01-01T00:00:00Z">
+        <w:r>
+          <w:t xml:space="preserve">,</w:t>
+        </w:r>
+      </w:ins>
+      <w:ins w:id="74" w:author="PR Preview" w:date="2026-01-01T00:00:00Z">
+        <w:r>
+          <w:t xml:space="preserve"> </w:t>
+        </w:r>
+      </w:ins>
+      <w:ins w:id="75" w:author="PR Preview" w:date="2026-01-01T00:00:00Z">
+        <w:r>
+          <w:rPr>
+            <w:rStyle w:val="VerbatimChar"/>
+          </w:rPr>
           <w:t xml:space="preserve">_algebra.qmd</w:t>
         </w:r>
       </w:ins>
-      <w:ins w:id="58" w:author="PR Preview" w:date="2026-01-01T00:00:00Z">
+      <w:ins w:id="76" w:author="PR Preview" w:date="2026-01-01T00:00:00Z">
         <w:r>
           <w:t xml:space="preserve">,</w:t>
         </w:r>
       </w:ins>
-      <w:ins w:id="59" w:author="PR Preview" w:date="2026-01-01T00:00:00Z">
+      <w:ins w:id="77" w:author="PR Preview" w:date="2026-01-01T00:00:00Z">
         <w:r>
           <w:t xml:space="preserve"> </w:t>
         </w:r>
       </w:ins>
-      <w:ins w:id="60" w:author="PR Preview" w:date="2026-01-01T00:00:00Z">
+      <w:ins w:id="78" w:author="PR Preview" w:date="2026-01-01T00:00:00Z">
         <w:r>
           <w:rPr>
             <w:rStyle w:val="VerbatimChar"/>
@@ -1807,17 +2109,17 @@
           <w:t xml:space="preserve">_measures.qmd</w:t>
         </w:r>
       </w:ins>
-      <w:ins w:id="61" w:author="PR Preview" w:date="2026-01-01T00:00:00Z">
+      <w:ins w:id="79" w:author="PR Preview" w:date="2026-01-01T00:00:00Z">
         <w:r>
           <w:t xml:space="preserve">, and</w:t>
         </w:r>
       </w:ins>
-      <w:ins w:id="62" w:author="PR Preview" w:date="2026-01-01T00:00:00Z">
+      <w:ins w:id="80" w:author="PR Preview" w:date="2026-01-01T00:00:00Z">
         <w:r>
           <w:t xml:space="preserve"> </w:t>
         </w:r>
       </w:ins>
-      <w:ins w:id="63" w:author="PR Preview" w:date="2026-01-01T00:00:00Z">
+      <w:ins w:id="81" w:author="PR Preview" w:date="2026-01-01T00:00:00Z">
         <w:r>
           <w:rPr>
             <w:rStyle w:val="VerbatimChar"/>
@@ -1825,22 +2127,22 @@
           <w:t xml:space="preserve">_subfiles/_sec_linear_algebra.qmd</w:t>
         </w:r>
       </w:ins>
-      <w:ins w:id="64" w:author="PR Preview" w:date="2026-01-01T00:00:00Z">
+      <w:ins w:id="82" w:author="PR Preview" w:date="2026-01-01T00:00:00Z">
         <w:r>
           <w:t xml:space="preserve"> </w:t>
         </w:r>
       </w:ins>
-      <w:ins w:id="65" w:author="PR Preview" w:date="2026-01-01T00:00:00Z">
+      <w:ins w:id="83" w:author="PR Preview" w:date="2026-01-01T00:00:00Z">
         <w:r>
           <w:t xml:space="preserve">include</w:t>
         </w:r>
       </w:ins>
-      <w:ins w:id="66" w:author="PR Preview" w:date="2026-01-01T00:00:00Z">
+      <w:ins w:id="84" w:author="PR Preview" w:date="2026-01-01T00:00:00Z">
         <w:r>
           <w:t xml:space="preserve"> </w:t>
         </w:r>
       </w:ins>
-      <w:ins w:id="67" w:author="PR Preview" w:date="2026-01-01T00:00:00Z">
+      <w:ins w:id="85" w:author="PR Preview" w:date="2026-01-01T00:00:00Z">
         <w:r>
           <w:rPr>
             <w:rStyle w:val="VerbatimChar"/>
@@ -1848,42 +2150,42 @@
           <w:t xml:space="preserve">latex-macros/macros.qmd</w:t>
         </w:r>
       </w:ins>
-      <w:ins w:id="68" w:author="PR Preview" w:date="2026-01-01T00:00:00Z">
+      <w:ins w:id="86" w:author="PR Preview" w:date="2026-01-01T00:00:00Z">
         <w:r>
           <w:t xml:space="preserve"> </w:t>
         </w:r>
       </w:ins>
-      <w:ins w:id="69" w:author="PR Preview" w:date="2026-01-01T00:00:00Z">
+      <w:ins w:id="87" w:author="PR Preview" w:date="2026-01-01T00:00:00Z">
         <w:r>
           <w:t xml:space="preserve">themselves;</w:t>
         </w:r>
       </w:ins>
-      <w:ins w:id="70" w:author="PR Preview" w:date="2026-01-01T00:00:00Z">
+      <w:ins w:id="88" w:author="PR Preview" w:date="2026-01-01T00:00:00Z">
         <w:r>
           <w:t xml:space="preserve"> </w:t>
         </w:r>
       </w:ins>
-      <w:ins w:id="71" w:author="PR Preview" w:date="2026-01-01T00:00:00Z">
+      <w:ins w:id="89" w:author="PR Preview" w:date="2026-01-01T00:00:00Z">
         <w:r>
           <w:t xml:space="preserve">a host page that includes any of the other fragments</w:t>
         </w:r>
       </w:ins>
-      <w:ins w:id="72" w:author="PR Preview" w:date="2026-01-01T00:00:00Z">
+      <w:ins w:id="90" w:author="PR Preview" w:date="2026-01-01T00:00:00Z">
         <w:r>
           <w:t xml:space="preserve"> </w:t>
         </w:r>
       </w:ins>
-      <w:ins w:id="73" w:author="PR Preview" w:date="2026-01-01T00:00:00Z">
+      <w:ins w:id="91" w:author="PR Preview" w:date="2026-01-01T00:00:00Z">
         <w:r>
           <w:t xml:space="preserve">must include</w:t>
         </w:r>
       </w:ins>
-      <w:ins w:id="74" w:author="PR Preview" w:date="2026-01-01T00:00:00Z">
+      <w:ins w:id="92" w:author="PR Preview" w:date="2026-01-01T00:00:00Z">
         <w:r>
           <w:t xml:space="preserve"> </w:t>
         </w:r>
       </w:ins>
-      <w:ins w:id="75" w:author="PR Preview" w:date="2026-01-01T00:00:00Z">
+      <w:ins w:id="93" w:author="PR Preview" w:date="2026-01-01T00:00:00Z">
         <w:r>
           <w:rPr>
             <w:rStyle w:val="VerbatimChar"/>
@@ -1891,22 +2193,22 @@
           <w:t xml:space="preserve">latex-macros/macros.qmd</w:t>
         </w:r>
       </w:ins>
-      <w:ins w:id="76" w:author="PR Preview" w:date="2026-01-01T00:00:00Z">
+      <w:ins w:id="94" w:author="PR Preview" w:date="2026-01-01T00:00:00Z">
         <w:r>
           <w:t xml:space="preserve"> </w:t>
         </w:r>
       </w:ins>
-      <w:ins w:id="77" w:author="PR Preview" w:date="2026-01-01T00:00:00Z">
+      <w:ins w:id="95" w:author="PR Preview" w:date="2026-01-01T00:00:00Z">
         <w:r>
           <w:t xml:space="preserve">first,</w:t>
         </w:r>
       </w:ins>
-      <w:ins w:id="78" w:author="PR Preview" w:date="2026-01-01T00:00:00Z">
+      <w:ins w:id="96" w:author="PR Preview" w:date="2026-01-01T00:00:00Z">
         <w:r>
           <w:t xml:space="preserve"> </w:t>
         </w:r>
       </w:ins>
-      <w:ins w:id="79" w:author="PR Preview" w:date="2026-01-01T00:00:00Z">
+      <w:ins w:id="97" w:author="PR Preview" w:date="2026-01-01T00:00:00Z">
         <w:r>
           <w:t xml:space="preserve">as the pages of this site do.</w:t>
         </w:r>
@@ -1959,8 +2261,8 @@
         <w:t xml:space="preserve">.</w:t>
       </w:r>
     </w:p>
-    <w:bookmarkEnd w:id="35"/>
-    <w:bookmarkStart w:id="39" w:name="references"/>
+    <w:bookmarkEnd w:id="39"/>
+    <w:bookmarkStart w:id="43" w:name="references"/>
     <w:p>
       <w:pPr>
         <w:pStyle w:val="Heading2"/>
@@ -1969,8 +2271,8 @@
         <w:t xml:space="preserve">References</w:t>
       </w:r>
     </w:p>
-    <w:bookmarkStart w:id="38" w:name="refs"/>
-    <w:bookmarkStart w:id="37" w:name="ref-cheng2025math"/>
+    <w:bookmarkStart w:id="42" w:name="refs"/>
+    <w:bookmarkStart w:id="41" w:name="ref-cheng2025math"/>
     <w:p>
       <w:pPr>
         <w:pStyle w:val="Bibliography"/>
@@ -2012,7 +2314,7 @@
       <w:r>
         <w:t xml:space="preserve"> </w:t>
       </w:r>
-      <w:hyperlink r:id="rId36">
+      <w:hyperlink r:id="rId40">
         <w:r>
           <w:rPr>
             <w:rStyle w:val="Hyperlink"/>
@@ -2024,9 +2326,9 @@
         <w:t xml:space="preserve">.</w:t>
       </w:r>
     </w:p>
-    <w:bookmarkEnd w:id="37"/>
-    <w:bookmarkEnd w:id="38"/>
-    <w:bookmarkEnd w:id="39"/>
+    <w:bookmarkEnd w:id="41"/>
+    <w:bookmarkEnd w:id="42"/>
+    <w:bookmarkEnd w:id="43"/>
     <w:sectPr>
       <w:footnotePr>
         <w:numRestart w:val="eachSect"/>
@@ -2250,6 +2552,9 @@
     <w:abstractNumId w:val="991"/>
   </w:num>
   <w:num w:numId="1003">
+    <w:abstractNumId w:val="991"/>
+  </w:num>
+  <w:num w:numId="1004">
     <w:abstractNumId w:val="991"/>
   </w:num>
 </w:numbering>
